--- a/word_reports/LP_0171_위치_168_Hi-Five_Hi-Five.docx
+++ b/word_reports/LP_0171_위치_168_Hi-Five_Hi-Five.docx
@@ -4,7 +4,7 @@
   <w:body>
     <w:p>
       <w:pPr>
-        <w:spacing w:after="280"/>
+        <w:spacing w:after="80"/>
       </w:pPr>
       <w:r>
         <w:rPr w:rFonts="맑은 고딕">
@@ -13,94 +13,47 @@
           <w:color w:val="1E3A8A"/>
           <w:sz w:val="30"/>
         </w:rPr>
-        <w:t>[168] Hi-Five - Hi-Five</w:t>
+        <w:t>Hi-Five (하이파이브) - Hi-Five</w:t>
       </w:r>
     </w:p>
     <w:p>
       <w:pPr>
-        <w:spacing w:after="320"/>
+        <w:spacing w:after="240"/>
       </w:pPr>
       <w:r>
         <w:rPr w:rFonts="맑은 고딕">
           <w:rFonts w:ascii="맑은 고딕" w:hAnsi="맑은 고딕" w:eastAsia="맑은 고딕"/>
           <w:b/>
-          <w:sz w:val="20"/>
+          <w:color w:val="4B5563"/>
+          <w:sz w:val="22"/>
         </w:rPr>
-        <w:t>■ 위치 : 168</w:t>
-        <w:br/>
-      </w:r>
-      <w:r>
-        <w:rPr w:rFonts="맑은 고딕">
-          <w:rFonts w:ascii="맑은 고딕" w:hAnsi="맑은 고딕" w:eastAsia="맑은 고딕"/>
-          <w:b/>
-          <w:sz w:val="20"/>
-        </w:rPr>
-        <w:t>■ 아티스트 : Hi-Five</w:t>
-        <w:br/>
-      </w:r>
-      <w:r>
-        <w:rPr w:rFonts="맑은 고딕">
-          <w:rFonts w:ascii="맑은 고딕" w:hAnsi="맑은 고딕" w:eastAsia="맑은 고딕"/>
-          <w:b/>
-          <w:sz w:val="20"/>
-        </w:rPr>
-        <w:t>■ 앨범명 : Hi-Five</w:t>
-        <w:br/>
-      </w:r>
-      <w:r>
-        <w:rPr w:rFonts="맑은 고딕">
-          <w:rFonts w:ascii="맑은 고딕" w:hAnsi="맑은 고딕" w:eastAsia="맑은 고딕"/>
-          <w:b w:val="0"/>
-          <w:sz w:val="20"/>
-        </w:rPr>
-        <w:t>■ 음반 레이블 : Jive Records</w:t>
-        <w:br/>
-      </w:r>
-      <w:r>
-        <w:rPr w:rFonts="맑은 고딕">
-          <w:rFonts w:ascii="맑은 고딕" w:hAnsi="맑은 고딕" w:eastAsia="맑은 고딕"/>
-          <w:b w:val="0"/>
-          <w:sz w:val="20"/>
-        </w:rPr>
-        <w:t>■ 발매년도 : 1990</w:t>
-        <w:br/>
-      </w:r>
-      <w:r>
-        <w:rPr w:rFonts="맑은 고딕">
-          <w:rFonts w:ascii="맑은 고딕" w:hAnsi="맑은 고딕" w:eastAsia="맑은 고딕"/>
-          <w:b w:val="0"/>
-          <w:sz w:val="20"/>
-        </w:rPr>
-        <w:t>■ 장르 : 뉴 잭 스윙 (New Jack Swing), 컨템포러리 알앤비 (Contemporary R&amp;B)</w:t>
-        <w:br/>
-      </w:r>
-      <w:r>
-        <w:rPr w:rFonts="맑은 고딕">
-          <w:rFonts w:ascii="맑은 고딕" w:hAnsi="맑은 고딕" w:eastAsia="맑은 고딕"/>
-          <w:b w:val="0"/>
-          <w:sz w:val="20"/>
-        </w:rPr>
-        <w:t>■ 주요 수록곡 : 1. I Like the Way (The Kissing Game)</w:t>
-        <w:br/>
+        <w:t>위치 :  168</w:t>
       </w:r>
     </w:p>
     <w:p>
       <w:pPr>
-        <w:spacing w:after="160"/>
+        <w:spacing w:line="324" w:lineRule="auto" w:before="80" w:after="160"/>
       </w:pPr>
       <w:r>
         <w:rPr w:rFonts="맑은 고딕">
           <w:rFonts w:ascii="맑은 고딕" w:hAnsi="맑은 고딕" w:eastAsia="맑은 고딕"/>
           <w:b/>
           <w:color w:val="1F2937"/>
-          <w:sz w:val="24"/>
+          <w:sz w:val="22"/>
         </w:rPr>
-        <w:t>■ 음반 해설 및 감상 가이드</w:t>
+        <w:t xml:space="preserve">[음반 소개] </w:t>
+      </w:r>
+      <w:r>
+        <w:rPr w:rFonts="맑은 고딕">
+          <w:rFonts w:ascii="맑은 고딕" w:hAnsi="맑은 고딕" w:eastAsia="맑은 고딕"/>
+          <w:b w:val="0"/>
+          <w:sz w:val="21"/>
+        </w:rPr>
       </w:r>
     </w:p>
     <w:p>
       <w:pPr>
-        <w:spacing w:line="312" w:lineRule="auto" w:after="120"/>
+        <w:spacing w:line="324" w:lineRule="auto" w:after="120"/>
       </w:pPr>
       <w:r>
         <w:rPr w:rFonts="맑은 고딕">
@@ -108,51 +61,608 @@
           <w:b w:val="0"/>
           <w:sz w:val="21"/>
         </w:rPr>
-        <w:t>1990년대 초반, 텍사스주 웨이코 출신의 어린 소년들이 R&amp;B 씬에 던진 파장은 실로 대단했습니다. 그룹 하이-파이브(Hi-Five)의 메이저 셀프 타이틀 데뷔 앨범인 본작 《Hi-Five》는 당대 흑인 음악의 대세였던 '뉴 잭 스윙(New Jack Swing)' 사운드의 정수를 담아낸 명반입니다. 당시 뉴 잭 스윙의 거장 테디 라이리(Teddy Riley)와 버나드 벨(Bernard Belle) 등 최정상급 프로듀서진이 대거 참여하여, 청소년 그룹 특유의 풋풋함과 수준 높은 아반가르드 R&amp;B 음악성을 완벽하게 조화시켜 내었습니다.</w:t>
+        <w:t>1990년대 초, 뉴 잭 스윙의 역동적인 리듬과 도시적 서정성이 찬란하게 결합하던 틴 알앤비(Teen R&amp;B)의 여명기를 눈부시게 열어젖힌 기념비적인 데뷔작입니다. 티 없이 맑은 소년미와 깊은 소울의 울림을 자유자재로 넘나들던 고(故) 토니 톰슨(Tony Thompson)의 매혹적인 미성은 세대를 초월한 설렘의 미학을 오롯이 전달합니다. 풋풋한 첫사랑의 떨림을 세련되고 감각적인 비트 위에 수놓은 이 음반은, 당대 팝과 블랙 뮤직이 도달했던 가장 싱그럽고도 완성도 높은 교차점을 증명하고 있습니다. 시간의 결이 깃든 턴테이블 위에 바늘을 올리는 순간, 90년대 특유의 찬연한 낭만과 활기가 아날로그 질감 속에서 따스하게 피어오릅니다.</w:t>
       </w:r>
     </w:p>
     <w:p>
       <w:pPr>
-        <w:spacing w:line="312" w:lineRule="auto" w:after="120"/>
+        <w:spacing w:line="324" w:lineRule="auto" w:before="200" w:after="80"/>
       </w:pPr>
+      <w:r>
+        <w:rPr w:rFonts="맑은 고딕">
+          <w:rFonts w:ascii="맑은 고딕" w:hAnsi="맑은 고딕" w:eastAsia="맑은 고딕"/>
+          <w:b/>
+          <w:color w:val="1E3A8A"/>
+          <w:sz w:val="24"/>
+        </w:rPr>
+        <w:t>1. 음반 데이터</w:t>
+      </w:r>
+    </w:p>
+    <w:p>
+      <w:pPr>
+        <w:spacing w:line="324" w:lineRule="auto" w:after="80"/>
+      </w:pPr>
+      <w:r>
+        <w:rPr w:rFonts="맑은 고딕">
+          <w:rFonts w:ascii="맑은 고딕" w:hAnsi="맑은 고딕" w:eastAsia="맑은 고딕"/>
+          <w:b w:val="0"/>
+          <w:color w:val="6B7280"/>
+          <w:sz w:val="21"/>
+        </w:rPr>
+        <w:t xml:space="preserve">· </w:t>
+      </w:r>
+      <w:r>
+        <w:rPr w:rFonts="맑은 고딕">
+          <w:rFonts w:ascii="맑은 고딕" w:hAnsi="맑은 고딕" w:eastAsia="맑은 고딕"/>
+          <w:b/>
+          <w:color w:val="1F2937"/>
+          <w:sz w:val="21"/>
+        </w:rPr>
+        <w:t xml:space="preserve">앨범명: </w:t>
+      </w:r>
       <w:r>
         <w:rPr w:rFonts="맑은 고딕">
           <w:rFonts w:ascii="맑은 고딕" w:hAnsi="맑은 고딕" w:eastAsia="맑은 고딕"/>
           <w:b w:val="0"/>
           <w:sz w:val="21"/>
         </w:rPr>
-        <w:t>이 앨범의 단연 으뜸인 트랙은 빌보드 핫 100 차트 1위를 차지하며 이들을 일약 세계적인 스타덤에 올려놓은 "I Like the Way (The Kissing Game)"입니다. 중독성 넘치는 리듬과 캐치한 멜로디 위로 펼쳐지는 요절한 리드 보컬 토니 톰슨(Tony Thompson)의 목소리는, 어린 나이를 가늠하기 힘들 정도로 깊은 소울 감성과 뛰어난 성량을 자랑합니다. 완벽한 합을 이루는 멤버들의 백킹 보컬 하모니 역시 세련된 편곡의 미학을 극대화합니다.</w:t>
+        <w:t>Hi-Five</w:t>
       </w:r>
     </w:p>
     <w:p>
       <w:pPr>
-        <w:spacing w:line="312" w:lineRule="auto" w:after="120"/>
+        <w:spacing w:line="324" w:lineRule="auto" w:after="80"/>
       </w:pPr>
+      <w:r>
+        <w:rPr w:rFonts="맑은 고딕">
+          <w:rFonts w:ascii="맑은 고딕" w:hAnsi="맑은 고딕" w:eastAsia="맑은 고딕"/>
+          <w:b w:val="0"/>
+          <w:color w:val="6B7280"/>
+          <w:sz w:val="21"/>
+        </w:rPr>
+        <w:t xml:space="preserve">· </w:t>
+      </w:r>
+      <w:r>
+        <w:rPr w:rFonts="맑은 고딕">
+          <w:rFonts w:ascii="맑은 고딕" w:hAnsi="맑은 고딕" w:eastAsia="맑은 고딕"/>
+          <w:b/>
+          <w:color w:val="1F2937"/>
+          <w:sz w:val="21"/>
+        </w:rPr>
+        <w:t xml:space="preserve">아티스트: </w:t>
+      </w:r>
       <w:r>
         <w:rPr w:rFonts="맑은 고딕">
           <w:rFonts w:ascii="맑은 고딕" w:hAnsi="맑은 고딕" w:eastAsia="맑은 고딕"/>
           <w:b w:val="0"/>
           <w:sz w:val="21"/>
         </w:rPr>
-        <w:t>또한, 본 음반은 신나는 뉴 잭 스윙 트랙뿐만 아니라 감미로운 템포의 미디엄 발라드까지 폭넓게 아우르며 독보적인 완성도를 보여줍니다. 애절한 멜로디 라인이 돋보이는 "I Can't Wait Another Minute"과 펑키한 바이브가 폭발하는 "Just Can't Handle It" 등은 90년대 R&amp;B가 도달했던 가장 가루지기 같고 세련된 형태를 제시합니다. 둔탁하면서도 유연한 드럼 비트와 화려한 신디사이저 사운드는 LP 아날로그 질감과 만났을 때 비로소 그 진가를 발휘합니다.</w:t>
+        <w:t>Hi-Five (하이파이브)</w:t>
       </w:r>
     </w:p>
     <w:p>
       <w:pPr>
-        <w:spacing w:line="312" w:lineRule="auto" w:after="120"/>
+        <w:spacing w:line="324" w:lineRule="auto" w:after="80"/>
       </w:pPr>
+      <w:r>
+        <w:rPr w:rFonts="맑은 고딕">
+          <w:rFonts w:ascii="맑은 고딕" w:hAnsi="맑은 고딕" w:eastAsia="맑은 고딕"/>
+          <w:b w:val="0"/>
+          <w:color w:val="6B7280"/>
+          <w:sz w:val="21"/>
+        </w:rPr>
+        <w:t xml:space="preserve">· </w:t>
+      </w:r>
+      <w:r>
+        <w:rPr w:rFonts="맑은 고딕">
+          <w:rFonts w:ascii="맑은 고딕" w:hAnsi="맑은 고딕" w:eastAsia="맑은 고딕"/>
+          <w:b/>
+          <w:color w:val="1F2937"/>
+          <w:sz w:val="21"/>
+        </w:rPr>
+        <w:t xml:space="preserve">발매 정보: </w:t>
+      </w:r>
       <w:r>
         <w:rPr w:rFonts="맑은 고딕">
           <w:rFonts w:ascii="맑은 고딕" w:hAnsi="맑은 고딕" w:eastAsia="맑은 고딕"/>
           <w:b w:val="0"/>
           <w:sz w:val="21"/>
         </w:rPr>
-        <w:t>하이-파이브의 데뷔작은 단지 시대를 풍미한 한 십대 그룹의 성공작에 그치지 않고, 90년대 골든 에이지 R&amp;B의 찬란한 유산으로 남아 있습니다. 세월이 흐른 지금 들어도 여전히 가슴을 뛰게 하는 감각적인 리듬과 청량한 보컬의 조화는, LP 바이닐의 따뜻한 감성과 함께 음악 팬들에게 90년대 초반 특유의 열정과 순수했던 아날로그적 향수를 온전히 선사합니다.</w:t>
+        <w:t>1990년 10월 미국의 유력 레이블 자이브 레코드(Jive Records)를 통해 발매된 셀프 타이틀 정규 1집으로, 뉴 잭 스윙의 거장 테디 라일리(Teddy Riley)와 버나드 벨(Bernard Belle) 등 당대 최고의 프로듀서진이 참여하여 10대 보컬 그룹의 음악적 지평을 한 단계 끌어올린 역사적 음반입니다.</w:t>
+      </w:r>
+    </w:p>
+    <w:p>
+      <w:pPr>
+        <w:spacing w:line="324" w:lineRule="auto" w:after="80"/>
+      </w:pPr>
+      <w:r>
+        <w:rPr w:rFonts="맑은 고딕">
+          <w:rFonts w:ascii="맑은 고딕" w:hAnsi="맑은 고딕" w:eastAsia="맑은 고딕"/>
+          <w:b w:val="0"/>
+          <w:color w:val="6B7280"/>
+          <w:sz w:val="21"/>
+        </w:rPr>
+        <w:t xml:space="preserve">· </w:t>
+      </w:r>
+      <w:r>
+        <w:rPr w:rFonts="맑은 고딕">
+          <w:rFonts w:ascii="맑은 고딕" w:hAnsi="맑은 고딕" w:eastAsia="맑은 고딕"/>
+          <w:b/>
+          <w:color w:val="1F2937"/>
+          <w:sz w:val="21"/>
+        </w:rPr>
+        <w:t xml:space="preserve">LP 인기도(판매량): </w:t>
+      </w:r>
+      <w:r>
+        <w:rPr w:rFonts="맑은 고딕">
+          <w:rFonts w:ascii="맑은 고딕" w:hAnsi="맑은 고딕" w:eastAsia="맑은 고딕"/>
+          <w:b w:val="0"/>
+          <w:sz w:val="21"/>
+        </w:rPr>
+        <w:t>발매 후 미국 음반산업협회(RIAA)로부터 플래티넘(100만 장 이상 판매) 인증을 획득하였으며, 빌보드 R&amp;B 앨범 차트 정상에 오르고 빌보드 200 차트 상위권에 랭크되며 상업적·대중적으로 거대한 성공을 거두었습니다.</w:t>
+      </w:r>
+    </w:p>
+    <w:p>
+      <w:pPr>
+        <w:spacing w:line="324" w:lineRule="auto" w:after="80"/>
+      </w:pPr>
+      <w:r>
+        <w:rPr w:rFonts="맑은 고딕">
+          <w:rFonts w:ascii="맑은 고딕" w:hAnsi="맑은 고딕" w:eastAsia="맑은 고딕"/>
+          <w:b w:val="0"/>
+          <w:color w:val="6B7280"/>
+          <w:sz w:val="21"/>
+        </w:rPr>
+        <w:t xml:space="preserve">· </w:t>
+      </w:r>
+      <w:r>
+        <w:rPr w:rFonts="맑은 고딕">
+          <w:rFonts w:ascii="맑은 고딕" w:hAnsi="맑은 고딕" w:eastAsia="맑은 고딕"/>
+          <w:b/>
+          <w:color w:val="1F2937"/>
+          <w:sz w:val="21"/>
+        </w:rPr>
+        <w:t xml:space="preserve">각종 수상경력: </w:t>
+      </w:r>
+      <w:r>
+        <w:rPr w:rFonts="맑은 고딕">
+          <w:rFonts w:ascii="맑은 고딕" w:hAnsi="맑은 고딕" w:eastAsia="맑은 고딕"/>
+          <w:b w:val="0"/>
+          <w:sz w:val="21"/>
+        </w:rPr>
+        <w:t>대표곡 'I Like the Way (The Kissing Game)'가 빌보드 핫 100 차트 1위와 R&amp;B 차트 1위를 동시 석권하였고, 소울 트레인 뮤직 어워드(Soul Train Music Award) 최우수 R&amp;B/소울 앨범 그룹 부문에 노미네이트되며 음악적 완성도와 권위를 공인받았습니다.</w:t>
+      </w:r>
+    </w:p>
+    <w:p>
+      <w:pPr>
+        <w:spacing w:line="324" w:lineRule="auto" w:before="200" w:after="80"/>
+      </w:pPr>
+      <w:r>
+        <w:rPr w:rFonts="맑은 고딕">
+          <w:rFonts w:ascii="맑은 고딕" w:hAnsi="맑은 고딕" w:eastAsia="맑은 고딕"/>
+          <w:b/>
+          <w:color w:val="1E3A8A"/>
+          <w:sz w:val="24"/>
+        </w:rPr>
+        <w:t>2. 아티스트 정보</w:t>
+      </w:r>
+    </w:p>
+    <w:p>
+      <w:pPr>
+        <w:spacing w:line="324" w:lineRule="auto" w:after="80"/>
+      </w:pPr>
+      <w:r>
+        <w:rPr w:rFonts="맑은 고딕">
+          <w:rFonts w:ascii="맑은 고딕" w:hAnsi="맑은 고딕" w:eastAsia="맑은 고딕"/>
+          <w:b w:val="0"/>
+          <w:color w:val="6B7280"/>
+          <w:sz w:val="21"/>
+        </w:rPr>
+        <w:t xml:space="preserve">· </w:t>
+      </w:r>
+      <w:r>
+        <w:rPr w:rFonts="맑은 고딕">
+          <w:rFonts w:ascii="맑은 고딕" w:hAnsi="맑은 고딕" w:eastAsia="맑은 고딕"/>
+          <w:b/>
+          <w:color w:val="1F2937"/>
+          <w:sz w:val="21"/>
+        </w:rPr>
+        <w:t xml:space="preserve">국적: </w:t>
+      </w:r>
+      <w:r>
+        <w:rPr w:rFonts="맑은 고딕">
+          <w:rFonts w:ascii="맑은 고딕" w:hAnsi="맑은 고딕" w:eastAsia="맑은 고딕"/>
+          <w:b w:val="0"/>
+          <w:sz w:val="21"/>
+        </w:rPr>
+        <w:t>미국 (텍사스주 웨이코)</w:t>
+      </w:r>
+    </w:p>
+    <w:p>
+      <w:pPr>
+        <w:spacing w:line="324" w:lineRule="auto" w:after="80"/>
+      </w:pPr>
+      <w:r>
+        <w:rPr w:rFonts="맑은 고딕">
+          <w:rFonts w:ascii="맑은 고딕" w:hAnsi="맑은 고딕" w:eastAsia="맑은 고딕"/>
+          <w:b w:val="0"/>
+          <w:color w:val="6B7280"/>
+          <w:sz w:val="21"/>
+        </w:rPr>
+        <w:t xml:space="preserve">· </w:t>
+      </w:r>
+      <w:r>
+        <w:rPr w:rFonts="맑은 고딕">
+          <w:rFonts w:ascii="맑은 고딕" w:hAnsi="맑은 고딕" w:eastAsia="맑은 고딕"/>
+          <w:b/>
+          <w:color w:val="1F2937"/>
+          <w:sz w:val="21"/>
+        </w:rPr>
+        <w:t xml:space="preserve">생몰년도: </w:t>
+      </w:r>
+      <w:r>
+        <w:rPr w:rFonts="맑은 고딕">
+          <w:rFonts w:ascii="맑은 고딕" w:hAnsi="맑은 고딕" w:eastAsia="맑은 고딕"/>
+          <w:b w:val="0"/>
+          <w:sz w:val="21"/>
+        </w:rPr>
+        <w:t>1989년 결성 (리드 보컬 토니 톰슨: 1975년 ~ 2007년)</w:t>
+      </w:r>
+    </w:p>
+    <w:p>
+      <w:pPr>
+        <w:spacing w:line="324" w:lineRule="auto" w:after="80"/>
+      </w:pPr>
+      <w:r>
+        <w:rPr w:rFonts="맑은 고딕">
+          <w:rFonts w:ascii="맑은 고딕" w:hAnsi="맑은 고딕" w:eastAsia="맑은 고딕"/>
+          <w:b w:val="0"/>
+          <w:color w:val="6B7280"/>
+          <w:sz w:val="21"/>
+        </w:rPr>
+        <w:t xml:space="preserve">· </w:t>
+      </w:r>
+      <w:r>
+        <w:rPr w:rFonts="맑은 고딕">
+          <w:rFonts w:ascii="맑은 고딕" w:hAnsi="맑은 고딕" w:eastAsia="맑은 고딕"/>
+          <w:b/>
+          <w:color w:val="1F2937"/>
+          <w:sz w:val="21"/>
+        </w:rPr>
+        <w:t xml:space="preserve">그룹 소속: </w:t>
+      </w:r>
+      <w:r>
+        <w:rPr w:rFonts="맑은 고딕">
+          <w:rFonts w:ascii="맑은 고딕" w:hAnsi="맑은 고딕" w:eastAsia="맑은 고딕"/>
+          <w:b w:val="0"/>
+          <w:sz w:val="21"/>
+        </w:rPr>
+        <w:t>5인조 남성 보컬 그룹</w:t>
+      </w:r>
+    </w:p>
+    <w:p>
+      <w:pPr>
+        <w:spacing w:line="324" w:lineRule="auto" w:after="80"/>
+      </w:pPr>
+      <w:r>
+        <w:rPr w:rFonts="맑은 고딕">
+          <w:rFonts w:ascii="맑은 고딕" w:hAnsi="맑은 고딕" w:eastAsia="맑은 고딕"/>
+          <w:b w:val="0"/>
+          <w:color w:val="6B7280"/>
+          <w:sz w:val="21"/>
+        </w:rPr>
+        <w:t xml:space="preserve">· </w:t>
+      </w:r>
+      <w:r>
+        <w:rPr w:rFonts="맑은 고딕">
+          <w:rFonts w:ascii="맑은 고딕" w:hAnsi="맑은 고딕" w:eastAsia="맑은 고딕"/>
+          <w:b/>
+          <w:color w:val="1F2937"/>
+          <w:sz w:val="21"/>
+        </w:rPr>
+        <w:t xml:space="preserve">아티스트 소개: </w:t>
+      </w:r>
+      <w:r>
+        <w:rPr w:rFonts="맑은 고딕">
+          <w:rFonts w:ascii="맑은 고딕" w:hAnsi="맑은 고딕" w:eastAsia="맑은 고딕"/>
+          <w:b w:val="0"/>
+          <w:sz w:val="21"/>
+        </w:rPr>
+        <w:t>하이파이브는 뉴 에디션의 뒤를 잇고 보이즈 투 멘으로 이어지는 1990년대 남성 하모니 보컬 앙상블의 황금기를 주도했던 주역입니다. 빼어난 가창력과 풍부한 성량을 지닌 프런트맨 토니 톰슨의 독보적인 리드 보컬과 멤버들의 빈틈없는 화음 구성은 흑인 음악의 진한 뿌리와 팝적인 대중성을 가장 이상적으로 결합해 냈다는 찬사를 받았습니다.</w:t>
+      </w:r>
+    </w:p>
+    <w:p>
+      <w:pPr>
+        <w:spacing w:line="324" w:lineRule="auto" w:before="200" w:after="80"/>
+      </w:pPr>
+      <w:r>
+        <w:rPr w:rFonts="맑은 고딕">
+          <w:rFonts w:ascii="맑은 고딕" w:hAnsi="맑은 고딕" w:eastAsia="맑은 고딕"/>
+          <w:b/>
+          <w:color w:val="1E3A8A"/>
+          <w:sz w:val="24"/>
+        </w:rPr>
+        <w:t>3. 음반 상세 분석</w:t>
+      </w:r>
+    </w:p>
+    <w:p>
+      <w:pPr>
+        <w:spacing w:line="324" w:lineRule="auto" w:after="80"/>
+      </w:pPr>
+      <w:r>
+        <w:rPr w:rFonts="맑은 고딕">
+          <w:rFonts w:ascii="맑은 고딕" w:hAnsi="맑은 고딕" w:eastAsia="맑은 고딕"/>
+          <w:b w:val="0"/>
+          <w:color w:val="6B7280"/>
+          <w:sz w:val="21"/>
+        </w:rPr>
+        <w:t xml:space="preserve">· </w:t>
+      </w:r>
+      <w:r>
+        <w:rPr w:rFonts="맑은 고딕">
+          <w:rFonts w:ascii="맑은 고딕" w:hAnsi="맑은 고딕" w:eastAsia="맑은 고딕"/>
+          <w:b/>
+          <w:color w:val="1F2937"/>
+          <w:sz w:val="21"/>
+        </w:rPr>
+        <w:t xml:space="preserve">역사적 위치: </w:t>
+      </w:r>
+      <w:r>
+        <w:rPr w:rFonts="맑은 고딕">
+          <w:rFonts w:ascii="맑은 고딕" w:hAnsi="맑은 고딕" w:eastAsia="맑은 고딕"/>
+          <w:b w:val="0"/>
+          <w:sz w:val="21"/>
+        </w:rPr>
+        <w:t>본 작은 1980년대 말 태동한 뉴 잭 스윙 사운드가 웰메이드 팝 멜로디와 조화를 이루며 완성형으로 진화했음을 보여준 걸작입니다. 흑인 특유의 탄력 넘치는 싱코페이션 리듬과 유려한 백컬러 보컬 편곡을 완벽히 안착시킴으로써 이후 90년대를 지배한 컨템포러리 보이 밴드들의 음악적 방법론에 결정적인 청사진을 제시하였습니다.</w:t>
+      </w:r>
+    </w:p>
+    <w:p>
+      <w:pPr>
+        <w:spacing w:line="324" w:lineRule="auto" w:after="80"/>
+      </w:pPr>
+      <w:r>
+        <w:rPr w:rFonts="맑은 고딕">
+          <w:rFonts w:ascii="맑은 고딕" w:hAnsi="맑은 고딕" w:eastAsia="맑은 고딕"/>
+          <w:b w:val="0"/>
+          <w:color w:val="6B7280"/>
+          <w:sz w:val="21"/>
+        </w:rPr>
+        <w:t xml:space="preserve">· </w:t>
+      </w:r>
+      <w:r>
+        <w:rPr w:rFonts="맑은 고딕">
+          <w:rFonts w:ascii="맑은 고딕" w:hAnsi="맑은 고딕" w:eastAsia="맑은 고딕"/>
+          <w:b/>
+          <w:color w:val="1F2937"/>
+          <w:sz w:val="21"/>
+        </w:rPr>
+        <w:t xml:space="preserve">시대의 흔적(스토리텔링): </w:t>
+      </w:r>
+      <w:r>
+        <w:rPr w:rFonts="맑은 고딕">
+          <w:rFonts w:ascii="맑은 고딕" w:hAnsi="맑은 고딕" w:eastAsia="맑은 고딕"/>
+          <w:b w:val="0"/>
+          <w:sz w:val="21"/>
+        </w:rPr>
+        <w:t>라디오와 카세트테이프, 바이닐이 청춘의 일상을 채우던 1990년대 초반, 전 세계 음악 팬들의 가슴을 두근거리게 했던 순수한 설렘의 공기가 고스란히 담겨 있습니다. 화려하게 번영하던 도시의 야경과 풋풋한 학창 시절의 낭만이 교차하는 지점에서, 이 앨범은 격변하던 시대 속 청춘들이 품었던 순백의 감성을 영원히 바래지 않는 멜로디로 증언합니다.</w:t>
+      </w:r>
+    </w:p>
+    <w:p>
+      <w:pPr>
+        <w:spacing w:line="324" w:lineRule="auto" w:before="200" w:after="80"/>
+      </w:pPr>
+      <w:r>
+        <w:rPr w:rFonts="맑은 고딕">
+          <w:rFonts w:ascii="맑은 고딕" w:hAnsi="맑은 고딕" w:eastAsia="맑은 고딕"/>
+          <w:b/>
+          <w:color w:val="1E3A8A"/>
+          <w:sz w:val="24"/>
+        </w:rPr>
+        <w:t>4. 주요 수록곡 및 감상 제언</w:t>
+      </w:r>
+    </w:p>
+    <w:p>
+      <w:pPr>
+        <w:spacing w:line="324" w:lineRule="auto" w:after="80"/>
+      </w:pPr>
+      <w:r>
+        <w:rPr w:rFonts="맑은 고딕">
+          <w:rFonts w:ascii="맑은 고딕" w:hAnsi="맑은 고딕" w:eastAsia="맑은 고딕"/>
+          <w:b w:val="0"/>
+          <w:color w:val="6B7280"/>
+          <w:sz w:val="21"/>
+        </w:rPr>
+        <w:t xml:space="preserve">· </w:t>
+      </w:r>
+      <w:r>
+        <w:rPr w:rFonts="맑은 고딕">
+          <w:rFonts w:ascii="맑은 고딕" w:hAnsi="맑은 고딕" w:eastAsia="맑은 고딕"/>
+          <w:b/>
+          <w:color w:val="1F2937"/>
+          <w:sz w:val="21"/>
+        </w:rPr>
+        <w:t xml:space="preserve">주요 수록곡 특징: </w:t>
+      </w:r>
+      <w:r>
+        <w:rPr w:rFonts="맑은 고딕">
+          <w:rFonts w:ascii="맑은 고딕" w:hAnsi="맑은 고딕" w:eastAsia="맑은 고딕"/>
+          <w:b w:val="0"/>
+          <w:sz w:val="21"/>
+        </w:rPr>
+      </w:r>
+    </w:p>
+    <w:p>
+      <w:pPr>
+        <w:spacing w:line="324" w:lineRule="auto" w:after="80"/>
+      </w:pPr>
+      <w:r>
+        <w:rPr w:rFonts="맑은 고딕">
+          <w:rFonts w:ascii="맑은 고딕" w:hAnsi="맑은 고딕" w:eastAsia="맑은 고딕"/>
+          <w:b w:val="0"/>
+          <w:color w:val="6B7280"/>
+          <w:sz w:val="21"/>
+        </w:rPr>
+        <w:t xml:space="preserve">· </w:t>
+      </w:r>
+      <w:r>
+        <w:rPr w:rFonts="맑은 고딕">
+          <w:rFonts w:ascii="맑은 고딕" w:hAnsi="맑은 고딕" w:eastAsia="맑은 고딕"/>
+          <w:b/>
+          <w:color w:val="1F2937"/>
+          <w:sz w:val="21"/>
+        </w:rPr>
+        <w:t xml:space="preserve">"I Like the Way (The Kissing Game)": </w:t>
+      </w:r>
+      <w:r>
+        <w:rPr w:rFonts="맑은 고딕">
+          <w:rFonts w:ascii="맑은 고딕" w:hAnsi="맑은 고딕" w:eastAsia="맑은 고딕"/>
+          <w:b w:val="0"/>
+          <w:sz w:val="21"/>
+        </w:rPr>
+        <w:t>경쾌하고 탄력적인 비트와 천진난만한 보컬의 매력이 어우러져 청량한 에너지를 뿜어내는 불멸의 틴 팝/R&amp;B 클래식입니다.</w:t>
+      </w:r>
+    </w:p>
+    <w:p>
+      <w:pPr>
+        <w:spacing w:line="324" w:lineRule="auto" w:after="80"/>
+      </w:pPr>
+      <w:r>
+        <w:rPr w:rFonts="맑은 고딕">
+          <w:rFonts w:ascii="맑은 고딕" w:hAnsi="맑은 고딕" w:eastAsia="맑은 고딕"/>
+          <w:b w:val="0"/>
+          <w:color w:val="6B7280"/>
+          <w:sz w:val="21"/>
+        </w:rPr>
+        <w:t xml:space="preserve">· </w:t>
+      </w:r>
+      <w:r>
+        <w:rPr w:rFonts="맑은 고딕">
+          <w:rFonts w:ascii="맑은 고딕" w:hAnsi="맑은 고딕" w:eastAsia="맑은 고딕"/>
+          <w:b/>
+          <w:color w:val="1F2937"/>
+          <w:sz w:val="21"/>
+        </w:rPr>
+        <w:t xml:space="preserve">"I Can't Wait Another Minute": </w:t>
+      </w:r>
+      <w:r>
+        <w:rPr w:rFonts="맑은 고딕">
+          <w:rFonts w:ascii="맑은 고딕" w:hAnsi="맑은 고딕" w:eastAsia="맑은 고딕"/>
+          <w:b w:val="0"/>
+          <w:sz w:val="21"/>
+        </w:rPr>
+        <w:t>서정적인 멜로디 라인과 웅장하고 깊은 코러스 하모니가 심금을 울리는 곡으로, 간절한 연정의 고백을 성숙한 보컬로 노래합니다.</w:t>
+      </w:r>
+    </w:p>
+    <w:p>
+      <w:pPr>
+        <w:spacing w:line="324" w:lineRule="auto" w:after="80"/>
+      </w:pPr>
+      <w:r>
+        <w:rPr w:rFonts="맑은 고딕">
+          <w:rFonts w:ascii="맑은 고딕" w:hAnsi="맑은 고딕" w:eastAsia="맑은 고딕"/>
+          <w:b w:val="0"/>
+          <w:color w:val="6B7280"/>
+          <w:sz w:val="21"/>
+        </w:rPr>
+        <w:t xml:space="preserve">· </w:t>
+      </w:r>
+      <w:r>
+        <w:rPr w:rFonts="맑은 고딕">
+          <w:rFonts w:ascii="맑은 고딕" w:hAnsi="맑은 고딕" w:eastAsia="맑은 고딕"/>
+          <w:b/>
+          <w:color w:val="1F2937"/>
+          <w:sz w:val="21"/>
+        </w:rPr>
+        <w:t xml:space="preserve">"Just Another Girlfriend": </w:t>
+      </w:r>
+      <w:r>
+        <w:rPr w:rFonts="맑은 고딕">
+          <w:rFonts w:ascii="맑은 고딕" w:hAnsi="맑은 고딕" w:eastAsia="맑은 고딕"/>
+          <w:b w:val="0"/>
+          <w:sz w:val="21"/>
+        </w:rPr>
+        <w:t>테디 라일리 특유의 펑키한 베이스 그루브와 리듬 체계가 절정에 달한 트랙으로, 뉴 잭 스윙 사조의 정수를 만끽할 수 있습니다.</w:t>
+      </w:r>
+    </w:p>
+    <w:p>
+      <w:pPr>
+        <w:spacing w:line="324" w:lineRule="auto" w:after="80"/>
+      </w:pPr>
+      <w:r>
+        <w:rPr w:rFonts="맑은 고딕">
+          <w:rFonts w:ascii="맑은 고딕" w:hAnsi="맑은 고딕" w:eastAsia="맑은 고딕"/>
+          <w:b w:val="0"/>
+          <w:color w:val="6B7280"/>
+          <w:sz w:val="21"/>
+        </w:rPr>
+        <w:t xml:space="preserve">· </w:t>
+      </w:r>
+      <w:r>
+        <w:rPr w:rFonts="맑은 고딕">
+          <w:rFonts w:ascii="맑은 고딕" w:hAnsi="맑은 고딕" w:eastAsia="맑은 고딕"/>
+          <w:b/>
+          <w:color w:val="1F2937"/>
+          <w:sz w:val="21"/>
+        </w:rPr>
+        <w:t xml:space="preserve">빈티지 감상 제언: </w:t>
+      </w:r>
+      <w:r>
+        <w:rPr w:rFonts="맑은 고딕">
+          <w:rFonts w:ascii="맑은 고딕" w:hAnsi="맑은 고딕" w:eastAsia="맑은 고딕"/>
+          <w:b w:val="0"/>
+          <w:sz w:val="21"/>
+        </w:rPr>
+        <w:t>아날로그 턴테이블의 바늘이 소리골을 지날 때 전해지는 탄탄한 808 드럼 머신의 펀치감과 묵직한 베이스 라인은 진공관 앰프의 부드러운 배음과 만났을 때 비로소 완벽한 입체감을 드러냅니다. 디지털 파일의 차가움을 벗겨낸 LP 특유의 두터운 공간감 속에서, 멤버들의 숨결이 살아 숨 쉬는 풍성한 보컬 화음의 잔향에 온전히 귀 기울여 보시길 권합니다.</w:t>
+      </w:r>
+    </w:p>
+    <w:p>
+      <w:pPr>
+        <w:spacing w:line="324" w:lineRule="auto" w:after="80"/>
+      </w:pPr>
+      <w:r>
+        <w:rPr w:rFonts="맑은 고딕">
+          <w:rFonts w:ascii="맑은 고딕" w:hAnsi="맑은 고딕" w:eastAsia="맑은 고딕"/>
+          <w:b w:val="0"/>
+          <w:color w:val="6B7280"/>
+          <w:sz w:val="21"/>
+        </w:rPr>
+        <w:t xml:space="preserve">· </w:t>
+      </w:r>
+      <w:r>
+        <w:rPr w:rFonts="맑은 고딕">
+          <w:rFonts w:ascii="맑은 고딕" w:hAnsi="맑은 고딕" w:eastAsia="맑은 고딕"/>
+          <w:b/>
+          <w:color w:val="1F2937"/>
+          <w:sz w:val="21"/>
+        </w:rPr>
+        <w:t xml:space="preserve">소장 가치: </w:t>
+      </w:r>
+      <w:r>
+        <w:rPr w:rFonts="맑은 고딕">
+          <w:rFonts w:ascii="맑은 고딕" w:hAnsi="맑은 고딕" w:eastAsia="맑은 고딕"/>
+          <w:b w:val="0"/>
+          <w:sz w:val="21"/>
+        </w:rPr>
+        <w:t>90년대 블랙 뮤직의 르네상스를 알린 출발점이자 시대를 풍미한 시대정신이 오롯이 새겨진 명반으로, 바이닐 컬렉터에게는 당대의 음악적 환희와 순수한 낭만을 손으로 만져볼 수 있게 하는 대체 불가능한 소장 가치를 지닙니다.</w:t>
+      </w:r>
+    </w:p>
+    <w:p>
+      <w:pPr>
+        <w:spacing w:line="324" w:lineRule="auto" w:after="120" w:before="160"/>
+      </w:pPr>
+      <w:r>
+        <w:rPr w:rFonts="맑은 고딕">
+          <w:rFonts w:ascii="맑은 고딕" w:hAnsi="맑은 고딕" w:eastAsia="맑은 고딕"/>
+          <w:b/>
+          <w:color w:val="4338CA"/>
+          <w:sz w:val="21"/>
+        </w:rPr>
+        <w:t>이 음반을 통해 눈부셨던 90년대의 푸른 청춘과 아날로그 하모니가 전해주는 감동을 다시 한번 경험해 보시는 것은 어떨까요?</w:t>
       </w:r>
     </w:p>
     <w:sectPr>
       <w:pgSz w:w="12240" w:h="15840"/>
-      <w:pgMar w:top="1440" w:right="1440" w:bottom="1440" w:left="1440" w:header="720" w:footer="720" w:gutter="0"/>
+      <w:pgMar w:top="1152" w:right="1296" w:bottom="1152" w:left="1296" w:header="720" w:footer="720" w:gutter="0"/>
       <w:cols w:space="720"/>
       <w:docGrid w:linePitch="360"/>
     </w:sectPr>

--- a/word_reports/LP_0171_위치_168_Hi-Five_Hi-Five.docx
+++ b/word_reports/LP_0171_위치_168_Hi-Five_Hi-Five.docx
@@ -32,7 +32,7 @@
     </w:p>
     <w:p>
       <w:pPr>
-        <w:spacing w:line="324" w:lineRule="auto" w:before="80" w:after="160"/>
+        <w:spacing w:line="324" w:lineRule="auto" w:before="80" w:after="120"/>
       </w:pPr>
       <w:r>
         <w:rPr w:rFonts="맑은 고딕">
@@ -42,13 +42,6 @@
           <w:sz w:val="22"/>
         </w:rPr>
         <w:t xml:space="preserve">[음반 소개] </w:t>
-      </w:r>
-      <w:r>
-        <w:rPr w:rFonts="맑은 고딕">
-          <w:rFonts w:ascii="맑은 고딕" w:hAnsi="맑은 고딕" w:eastAsia="맑은 고딕"/>
-          <w:b w:val="0"/>
-          <w:sz w:val="21"/>
-        </w:rPr>
       </w:r>
     </w:p>
     <w:p>
@@ -61,7 +54,33 @@
           <w:b w:val="0"/>
           <w:sz w:val="21"/>
         </w:rPr>
-        <w:t>1990년대 초, 뉴 잭 스윙의 역동적인 리듬과 도시적 서정성이 찬란하게 결합하던 틴 알앤비(Teen R&amp;B)의 여명기를 눈부시게 열어젖힌 기념비적인 데뷔작입니다. 티 없이 맑은 소년미와 깊은 소울의 울림을 자유자재로 넘나들던 고(故) 토니 톰슨(Tony Thompson)의 매혹적인 미성은 세대를 초월한 설렘의 미학을 오롯이 전달합니다. 풋풋한 첫사랑의 떨림을 세련되고 감각적인 비트 위에 수놓은 이 음반은, 당대 팝과 블랙 뮤직이 도달했던 가장 싱그럽고도 완성도 높은 교차점을 증명하고 있습니다. 시간의 결이 깃든 턴테이블 위에 바늘을 올리는 순간, 90년대 특유의 찬연한 낭만과 활기가 아날로그 질감 속에서 따스하게 피어오릅니다.</w:t>
+        <w:t>1990년대 초반, 대중음악의 지형도는 테디 라일리(Teddy Riley)가 점화한 ‘뉴 잭 스윙(New Jack Swing)’이라는 찬란한 폭풍 속으로 빠르게 재편되고 있었습니다. 힙합의 약동하는 당김음 비트와 전통 흑인 음악의 깊은 소울이 마주친 이 매혹적인 변곡점에서, 텍사스주 웨이코 출신의 다섯 소년 ‘하이파이브(Hi-Five)’가 세상에 던진 동명의 데뷔 앨범 [Hi-Five]는 당대 팝과 R&amp;B 씬에 지울 수 없는 불멸의 인장을 새겼습니다. 소년기 특유의 싱그러운 무구함과 그에 대비되는 노련하고 농밀한 보컬 테크닉이 절묘하게 교차한 이 음반은, 보이 밴드의 대중적 접근성과 정통 흑인 보컬 하모니의 음악적 품격을 동시에 성취해 낸 시대의 걸작으로 평가받습니다.</w:t>
+      </w:r>
+    </w:p>
+    <w:p>
+      <w:pPr>
+        <w:spacing w:line="324" w:lineRule="auto" w:after="120"/>
+      </w:pPr>
+      <w:r>
+        <w:rPr w:rFonts="맑은 고딕">
+          <w:rFonts w:ascii="맑은 고딕" w:hAnsi="맑은 고딕" w:eastAsia="맑은 고딕"/>
+          <w:b w:val="0"/>
+          <w:sz w:val="21"/>
+        </w:rPr>
+        <w:t>이 음반의 중심에는 요절한 천재 보컬리스트 고(故) 토니 톰슨(Tony Thompson)의 비범한 존재감이 서려 있습니다. 발매 당시 불과 십 대 중반에 불과했던 그의 목소리는 나이를 가늠할 수 없을 만큼 깊은 소울의 결을 품고 있었으며, 이는 전설적인 프로듀서 버나드 벨(Bernard Belle)과 테디 라일리가 빚어낸 감각적인 비트 위에서 경이로운 예술적 화학작용을 일으켰습니다. 하이파이브가 전하고자 했던 메시지는 단순한 유행가의 범주를 넘어, 찰나처럼 지나가는 청춘의 풋풋한 설렘과 순수한 열망의 기록이었습니다. 날 선 기계적 완벽주의 대신 유려한 하모니와 인간적인 온기를 불어넣은 그들의 음악적 철학은 당대 도시 청년들의 지친 일상을 위무하는 빛나는 청량제가 되어주었습니다.</w:t>
+      </w:r>
+    </w:p>
+    <w:p>
+      <w:pPr>
+        <w:spacing w:line="324" w:lineRule="auto" w:after="120"/>
+      </w:pPr>
+      <w:r>
+        <w:rPr w:rFonts="맑은 고딕">
+          <w:rFonts w:ascii="맑은 고딕" w:hAnsi="맑은 고딕" w:eastAsia="맑은 고딕"/>
+          <w:b w:val="0"/>
+          <w:sz w:val="21"/>
+        </w:rPr>
+        <w:t>30여 년의 세월이 흐른 지금, 턴테이블 위에 이 앨범을 올리는 순간에도 그 생명력은 결코 바래지 않습니다. 디지털 스트리밍의 매끄러운 평면성에서는 쉬이 느낄 수 없는 1990년 아날로그 레코딩 특유의 도톰한 드럼 머신 질감과 그루브, 그리고 다섯 소년의 폐부를 찌르는 화음은 시대를 초월한 서정적 울림을 자아냅니다. [Hi-Five]는 한 시대의 유행을 수놓았던 기록물을 넘어, 아날로그 황혼기에 청춘을 바쳐 음악의 순수를 노래했던 영혼들이 남긴 가장 아름다운 음악적 유산입니다.</w:t>
       </w:r>
     </w:p>
     <w:p>
@@ -168,7 +187,7 @@
           <w:b w:val="0"/>
           <w:sz w:val="21"/>
         </w:rPr>
-        <w:t>1990년 10월 미국의 유력 레이블 자이브 레코드(Jive Records)를 통해 발매된 셀프 타이틀 정규 1집으로, 뉴 잭 스윙의 거장 테디 라일리(Teddy Riley)와 버나드 벨(Bernard Belle) 등 당대 최고의 프로듀서진이 참여하여 10대 보컬 그룹의 음악적 지평을 한 단계 끌어올린 역사적 음반입니다.</w:t>
+        <w:t>1990년 11월 6일, 자이브 레코드(Jive Records)를 통해 발매된 미국 R&amp;B 퀸텟 하이파이브의 찬연한 데뷔 정규 앨범.</w:t>
       </w:r>
     </w:p>
     <w:p>
@@ -199,7 +218,7 @@
           <w:b w:val="0"/>
           <w:sz w:val="21"/>
         </w:rPr>
-        <w:t>발매 후 미국 음반산업협회(RIAA)로부터 플래티넘(100만 장 이상 판매) 인증을 획득하였으며, 빌보드 R&amp;B 앨범 차트 정상에 오르고 빌보드 200 차트 상위권에 랭크되며 상업적·대중적으로 거대한 성공을 거두었습니다.</w:t>
+        <w:t>빌보드 200 차트 상위권 진입 및 빌보드 톱 R&amp;B/힙합 앨범 차트 1위 석권, 미국음반산업협회(RIAA) 플래티넘(100만 장 이상 판매) 공인.</w:t>
       </w:r>
     </w:p>
     <w:p>
@@ -230,7 +249,7 @@
           <w:b w:val="0"/>
           <w:sz w:val="21"/>
         </w:rPr>
-        <w:t>대표곡 'I Like the Way (The Kissing Game)'가 빌보드 핫 100 차트 1위와 R&amp;B 차트 1위를 동시 석권하였고, 소울 트레인 뮤직 어워드(Soul Train Music Award) 최우수 R&amp;B/소울 앨범 그룹 부문에 노미네이트되며 음악적 완성도와 권위를 공인받았습니다.</w:t>
+        <w:t>리드 싱글 "I Like the Way (The Kissing Game)"의 빌보드 핫 100 1위 및 핫 R&amp;B 싱글 차트 1위 기록, 소울 트레인 뮤직 어워드 최우수 R&amp;B/소울 앨범 노미네이트.</w:t>
       </w:r>
     </w:p>
     <w:p>
@@ -337,7 +356,7 @@
           <w:b w:val="0"/>
           <w:sz w:val="21"/>
         </w:rPr>
-        <w:t>5인조 남성 보컬 그룹</w:t>
+        <w:t>5인조 남성 R&amp;B 보컬 그룹</w:t>
       </w:r>
     </w:p>
     <w:p>
@@ -368,7 +387,7 @@
           <w:b w:val="0"/>
           <w:sz w:val="21"/>
         </w:rPr>
-        <w:t>하이파이브는 뉴 에디션의 뒤를 잇고 보이즈 투 멘으로 이어지는 1990년대 남성 하모니 보컬 앙상블의 황금기를 주도했던 주역입니다. 빼어난 가창력과 풍부한 성량을 지닌 프런트맨 토니 톰슨의 독보적인 리드 보컬과 멤버들의 빈틈없는 화음 구성은 흑인 음악의 진한 뿌리와 팝적인 대중성을 가장 이상적으로 결합해 냈다는 찬사를 받았습니다.</w:t>
+        <w:t>1990년대 초 뉴 잭 스윙 사조의 황금기를 이끈 대표적 보컬 그룹으로, 폭발적인 성량과 탁월한 감정선을 지닌 고(故) 토니 톰슨을 필두로 결성되었습니다. 틴 소울의 순수함과 정통 어반 R&amp;B의 농밀한 그루브를 완벽한 5성부 하모니로 융합해 내며 대중음악사에 굵직한 족적을 남겼습니다.</w:t>
       </w:r>
     </w:p>
     <w:p>
@@ -413,7 +432,7 @@
           <w:b w:val="0"/>
           <w:sz w:val="21"/>
         </w:rPr>
-        <w:t>본 작은 1980년대 말 태동한 뉴 잭 스윙 사운드가 웰메이드 팝 멜로디와 조화를 이루며 완성형으로 진화했음을 보여준 걸작입니다. 흑인 특유의 탄력 넘치는 싱코페이션 리듬과 유려한 백컬러 보컬 편곡을 완벽히 안착시킴으로써 이후 90년대를 지배한 컨템포러리 보이 밴드들의 음악적 방법론에 결정적인 청사진을 제시하였습니다.</w:t>
+        <w:t>1980년대 후반 뉴 에디션(New Edition)이 열어젖힌 틴 R&amp;B의 흐름을 보이즈 투 멘(Boyz II Men)으로 연결하는 가교 역할을 수행한 결정적 명반입니다. 힙합의 리듬 프로덕션과 가스펠에 뿌리를 둔 소울 보컬의 조화를 극대화하여 90년대 컨템퍼러리 R&amp;B의 사운드적 표준을 정립한 역사적 가치를 지닙니다.</w:t>
       </w:r>
     </w:p>
     <w:p>
@@ -444,7 +463,7 @@
           <w:b w:val="0"/>
           <w:sz w:val="21"/>
         </w:rPr>
-        <w:t>라디오와 카세트테이프, 바이닐이 청춘의 일상을 채우던 1990년대 초반, 전 세계 음악 팬들의 가슴을 두근거리게 했던 순수한 설렘의 공기가 고스란히 담겨 있습니다. 화려하게 번영하던 도시의 야경과 풋풋한 학창 시절의 낭만이 교차하는 지점에서, 이 앨범은 격변하던 시대 속 청춘들이 품었던 순백의 감성을 영원히 바래지 않는 멜로디로 증언합니다.</w:t>
+        <w:t>1990년의 거리마다 울려 퍼지던 휴대용 카세트테이프와 라디오의 공기를 고스란히 담고 있습니다. 당시 세상을 물들였던 거리 문화와 풋풋한 첫사랑의 설렘, 그리고 아날로그에서 디지털로 급격히 이행하던 시대적 혼란 속에서도 변치 않는 음악적 순정이 레코드 홈마다 아련한 향수로 깃들어 있습니다.</w:t>
       </w:r>
     </w:p>
     <w:p>
@@ -519,7 +538,7 @@
           <w:b w:val="0"/>
           <w:sz w:val="21"/>
         </w:rPr>
-        <w:t>경쾌하고 탄력적인 비트와 천진난만한 보컬의 매력이 어우러져 청량한 에너지를 뿜어내는 불멸의 틴 팝/R&amp;B 클래식입니다.</w:t>
+        <w:t>산뜻한 멜로디 라인과 매혹적인 스윙 리듬, 토니 톰슨의 싱그러운 보컬이 완벽한 균형을 이루는 시대를 초월한 불멸의 클래식 넘버.</w:t>
       </w:r>
     </w:p>
     <w:p>
@@ -550,7 +569,7 @@
           <w:b w:val="0"/>
           <w:sz w:val="21"/>
         </w:rPr>
-        <w:t>서정적인 멜로디 라인과 웅장하고 깊은 코러스 하모니가 심금을 울리는 곡으로, 간절한 연정의 고백을 성숙한 보컬로 노래합니다.</w:t>
+        <w:t>서정적인 피아노 아르페지오와 애절한 화음이 돋보이는 곡으로, 그룹의 보컬적 깊이와 발라드 해석력을 웅변하는 명곡.</w:t>
       </w:r>
     </w:p>
     <w:p>
@@ -573,7 +592,7 @@
           <w:color w:val="1F2937"/>
           <w:sz w:val="21"/>
         </w:rPr>
-        <w:t xml:space="preserve">"Just Another Girlfriend": </w:t>
+        <w:t xml:space="preserve">"I Just Can't Handle It": </w:t>
       </w:r>
       <w:r>
         <w:rPr w:rFonts="맑은 고딕">
@@ -581,7 +600,7 @@
           <w:b w:val="0"/>
           <w:sz w:val="21"/>
         </w:rPr>
-        <w:t>테디 라일리 특유의 펑키한 베이스 그루브와 리듬 체계가 절정에 달한 트랙으로, 뉴 잭 스윙 사조의 정수를 만끽할 수 있습니다.</w:t>
+        <w:t>테디 라일리가 직접 프로듀싱한 트랙으로, 뉴 잭 스윙 특유의 강렬하고 묵직한 당김음 비트와 다이내믹한 앙상블이 돋보이는 곡.</w:t>
       </w:r>
     </w:p>
     <w:p>
@@ -612,7 +631,7 @@
           <w:b w:val="0"/>
           <w:sz w:val="21"/>
         </w:rPr>
-        <w:t>아날로그 턴테이블의 바늘이 소리골을 지날 때 전해지는 탄탄한 808 드럼 머신의 펀치감과 묵직한 베이스 라인은 진공관 앰프의 부드러운 배음과 만났을 때 비로소 완벽한 입체감을 드러냅니다. 디지털 파일의 차가움을 벗겨낸 LP 특유의 두터운 공간감 속에서, 멤버들의 숨결이 살아 숨 쉬는 풍성한 보컬 화음의 잔향에 온전히 귀 기울여 보시길 권합니다.</w:t>
+        <w:t>진공관 앰프의 온기가 스민 시스템이나 중역대가 두터운 빈티지 스피커를 통한 청음을 권합니다. 초창기 디지털 신디사이저의 펀치감 있는 비트와 바이닐 특유의 두툼한 베이스라인이 포근하게 감싸 안으며, 보컬의 숨결이 스피커 중앙에 생생한 입체감으로 맺히는 아날로그 음향의 진수를 맛볼 수 있습니다.</w:t>
       </w:r>
     </w:p>
     <w:p>
@@ -643,7 +662,7 @@
           <w:b w:val="0"/>
           <w:sz w:val="21"/>
         </w:rPr>
-        <w:t>90년대 블랙 뮤직의 르네상스를 알린 출발점이자 시대를 풍미한 시대정신이 오롯이 새겨진 명반으로, 바이닐 컬렉터에게는 당대의 음악적 환희와 순수한 낭만을 손으로 만져볼 수 있게 하는 대체 불가능한 소장 가치를 지닙니다.</w:t>
+        <w:t>90년대 어반 음악의 여명기를 상징하는 상징성과 함께, 일찍이 세상을 떠난 명보컬리스트 토니 톰슨의 가장 빛나던 소년기를 실물 아날로그 음반으로 간직할 수 있다는 점에서 대체 불가능한 소장 가치를 지닙니다.</w:t>
       </w:r>
     </w:p>
     <w:p>
@@ -657,7 +676,7 @@
           <w:color w:val="4338CA"/>
           <w:sz w:val="21"/>
         </w:rPr>
-        <w:t>이 음반을 통해 눈부셨던 90년대의 푸른 청춘과 아날로그 하모니가 전해주는 감동을 다시 한번 경험해 보시는 것은 어떨까요?</w:t>
+        <w:t>이 음반을 통해 1990년대 초반 눈부시게 약동하던 청춘의 싱그러움과 불멸의 뉴 잭 스윙 그루브가 전해주는 감동을 다시 한번 경험해 보시는 것은 어떨까요?</w:t>
       </w:r>
     </w:p>
     <w:sectPr>
